--- a/docs/reporte-validacion-final.docx
+++ b/docs/reporte-validacion-final.docx
@@ -80,7 +80,7 @@
         <w:t xml:space="preserve"> </w:t>
       </w:r>
       <w:r>
-        <w:t xml:space="preserve">04-jun-2026</w:t>
+        <w:t xml:space="preserve">22-jun-2026 (rev. OE3 GPU)</w:t>
       </w:r>
     </w:p>
     <w:p>
@@ -342,7 +342,7 @@
               <w:pStyle w:val="Compact"/>
             </w:pPr>
             <w:r>
-              <w:t xml:space="preserve">🔄</w:t>
+              <w:t xml:space="preserve">✅</w:t>
             </w:r>
             <w:r>
               <w:t xml:space="preserve"> </w:t>
@@ -352,7 +352,7 @@
                 <w:b/>
                 <w:bCs/>
               </w:rPr>
-              <w:t xml:space="preserve">Desplegado; métricas re-medidas</w:t>
+              <w:t xml:space="preserve">Desplegado; rendimiento de generación cumple sobre GPU</w:t>
             </w:r>
           </w:p>
         </w:tc>
@@ -369,7 +369,10 @@
               <w:t xml:space="preserve">oe3-medicion.md</w:t>
             </w:r>
             <w:r>
-              <w:t xml:space="preserve">, este doc §OE3</w:t>
+              <w:t xml:space="preserve"> </w:t>
+            </w:r>
+            <w:r>
+              <w:t xml:space="preserve">§6, este doc §OE3</w:t>
             </w:r>
           </w:p>
         </w:tc>
@@ -1308,7 +1311,23 @@
         <w:t xml:space="preserve"> </w:t>
       </w:r>
       <w:r>
-        <w:t xml:space="preserve">ver</w:t>
+        <w:t xml:space="preserve">re-medido sobre</w:t>
+      </w:r>
+      <w:r>
+        <w:t xml:space="preserve"> </w:t>
+      </w:r>
+      <w:r>
+        <w:rPr>
+          <w:b/>
+          <w:bCs/>
+        </w:rPr>
+        <w:t xml:space="preserve">GPU NVIDIA RTX 3090</w:t>
+      </w:r>
+      <w:r>
+        <w:t xml:space="preserve"> </w:t>
+      </w:r>
+      <w:r>
+        <w:t xml:space="preserve">(22-jun-2026, mismo backend de producción enrutado al pod por túnel; ver</w:t>
       </w:r>
       <w:r>
         <w:t xml:space="preserve"> </w:t>
@@ -1323,7 +1342,398 @@
         <w:t xml:space="preserve"> </w:t>
       </w:r>
       <w:r>
-        <w:t xml:space="preserve">(re-medición 02-jun-2026).</w:t>
+        <w:t xml:space="preserve">§6):</w:t>
+      </w:r>
+    </w:p>
+    <w:tbl>
+      <w:tblPr>
+        <w:tblStyle w:val="Table"/>
+        <w:tblW w:type="auto" w:w="0"/>
+        <w:tblLook w:firstRow="1" w:lastRow="0" w:firstColumn="0" w:lastColumn="0" w:noHBand="0" w:noVBand="0" w:val="0020"/>
+      </w:tblPr>
+      <w:tblGrid>
+        <w:gridCol w:w="1584"/>
+        <w:gridCol w:w="1584"/>
+        <w:gridCol w:w="1584"/>
+        <w:gridCol w:w="1584"/>
+        <w:gridCol w:w="1584"/>
+      </w:tblGrid>
+      <w:tr>
+        <w:trPr>
+          <w:tblHeader w:val="on"/>
+        </w:trPr>
+        <w:tc>
+          <w:tcPr/>
+          <w:p>
+            <w:pPr>
+              <w:pStyle w:val="Compact"/>
+            </w:pPr>
+            <w:r>
+              <w:t xml:space="preserve">Indicador</w:t>
+            </w:r>
+          </w:p>
+        </w:tc>
+        <w:tc>
+          <w:tcPr/>
+          <w:p>
+            <w:pPr>
+              <w:pStyle w:val="Compact"/>
+            </w:pPr>
+            <w:r>
+              <w:t xml:space="preserve">Umbral</w:t>
+            </w:r>
+          </w:p>
+        </w:tc>
+        <w:tc>
+          <w:tcPr/>
+          <w:p>
+            <w:pPr>
+              <w:pStyle w:val="Compact"/>
+            </w:pPr>
+            <w:r>
+              <w:t xml:space="preserve">CPU</w:t>
+            </w:r>
+          </w:p>
+        </w:tc>
+        <w:tc>
+          <w:tcPr/>
+          <w:p>
+            <w:pPr>
+              <w:pStyle w:val="Compact"/>
+            </w:pPr>
+            <w:r>
+              <w:t xml:space="preserve">GPU</w:t>
+            </w:r>
+          </w:p>
+        </w:tc>
+        <w:tc>
+          <w:tcPr/>
+          <w:p>
+            <w:pPr>
+              <w:pStyle w:val="Compact"/>
+            </w:pPr>
+            <w:r>
+              <w:t xml:space="preserve">GPU cumple</w:t>
+            </w:r>
+          </w:p>
+        </w:tc>
+      </w:tr>
+      <w:tr>
+        <w:tc>
+          <w:tcPr/>
+          <w:p>
+            <w:pPr>
+              <w:pStyle w:val="Compact"/>
+            </w:pPr>
+            <w:r>
+              <w:t xml:space="preserve">TTFT P95</w:t>
+            </w:r>
+          </w:p>
+        </w:tc>
+        <w:tc>
+          <w:tcPr/>
+          <w:p>
+            <w:pPr>
+              <w:pStyle w:val="Compact"/>
+            </w:pPr>
+            <w:r>
+              <w:t xml:space="preserve">≤2.5 s</w:t>
+            </w:r>
+          </w:p>
+        </w:tc>
+        <w:tc>
+          <w:tcPr/>
+          <w:p>
+            <w:pPr>
+              <w:pStyle w:val="Compact"/>
+            </w:pPr>
+            <w:r>
+              <w:t xml:space="preserve">99.40 s</w:t>
+            </w:r>
+          </w:p>
+        </w:tc>
+        <w:tc>
+          <w:tcPr/>
+          <w:p>
+            <w:pPr>
+              <w:pStyle w:val="Compact"/>
+            </w:pPr>
+            <w:r>
+              <w:rPr>
+                <w:b/>
+                <w:bCs/>
+              </w:rPr>
+              <w:t xml:space="preserve">0.838 s</w:t>
+            </w:r>
+          </w:p>
+        </w:tc>
+        <w:tc>
+          <w:tcPr/>
+          <w:p>
+            <w:pPr>
+              <w:pStyle w:val="Compact"/>
+            </w:pPr>
+            <w:r>
+              <w:t xml:space="preserve">✅</w:t>
+            </w:r>
+          </w:p>
+        </w:tc>
+      </w:tr>
+      <w:tr>
+        <w:tc>
+          <w:tcPr/>
+          <w:p>
+            <w:pPr>
+              <w:pStyle w:val="Compact"/>
+            </w:pPr>
+            <w:r>
+              <w:t xml:space="preserve">ITL P95</w:t>
+            </w:r>
+          </w:p>
+        </w:tc>
+        <w:tc>
+          <w:tcPr/>
+          <w:p>
+            <w:pPr>
+              <w:pStyle w:val="Compact"/>
+            </w:pPr>
+            <w:r>
+              <w:t xml:space="preserve">≤250 ms</w:t>
+            </w:r>
+          </w:p>
+        </w:tc>
+        <w:tc>
+          <w:tcPr/>
+          <w:p>
+            <w:pPr>
+              <w:pStyle w:val="Compact"/>
+            </w:pPr>
+            <w:r>
+              <w:t xml:space="preserve">362.6 ms</w:t>
+            </w:r>
+          </w:p>
+        </w:tc>
+        <w:tc>
+          <w:tcPr/>
+          <w:p>
+            <w:pPr>
+              <w:pStyle w:val="Compact"/>
+            </w:pPr>
+            <w:r>
+              <w:rPr>
+                <w:b/>
+                <w:bCs/>
+              </w:rPr>
+              <w:t xml:space="preserve">104.9 ms</w:t>
+            </w:r>
+          </w:p>
+        </w:tc>
+        <w:tc>
+          <w:tcPr/>
+          <w:p>
+            <w:pPr>
+              <w:pStyle w:val="Compact"/>
+            </w:pPr>
+            <w:r>
+              <w:t xml:space="preserve">✅</w:t>
+            </w:r>
+          </w:p>
+        </w:tc>
+      </w:tr>
+      <w:tr>
+        <w:tc>
+          <w:tcPr/>
+          <w:p>
+            <w:pPr>
+              <w:pStyle w:val="Compact"/>
+            </w:pPr>
+            <w:r>
+              <w:t xml:space="preserve">throughput</w:t>
+            </w:r>
+          </w:p>
+        </w:tc>
+        <w:tc>
+          <w:tcPr/>
+          <w:p>
+            <w:pPr>
+              <w:pStyle w:val="Compact"/>
+            </w:pPr>
+            <w:r>
+              <w:t xml:space="preserve">≥8 tok/s</w:t>
+            </w:r>
+          </w:p>
+        </w:tc>
+        <w:tc>
+          <w:tcPr/>
+          <w:p>
+            <w:pPr>
+              <w:pStyle w:val="Compact"/>
+            </w:pPr>
+            <w:r>
+              <w:t xml:space="preserve">2.69</w:t>
+            </w:r>
+          </w:p>
+        </w:tc>
+        <w:tc>
+          <w:tcPr/>
+          <w:p>
+            <w:pPr>
+              <w:pStyle w:val="Compact"/>
+            </w:pPr>
+            <w:r>
+              <w:rPr>
+                <w:b/>
+                <w:bCs/>
+              </w:rPr>
+              <w:t xml:space="preserve">52.79</w:t>
+            </w:r>
+            <w:r>
+              <w:t xml:space="preserve"> </w:t>
+            </w:r>
+            <w:r>
+              <w:t xml:space="preserve">(71.5/petición)</w:t>
+            </w:r>
+          </w:p>
+        </w:tc>
+        <w:tc>
+          <w:tcPr/>
+          <w:p>
+            <w:pPr>
+              <w:pStyle w:val="Compact"/>
+            </w:pPr>
+            <w:r>
+              <w:t xml:space="preserve">✅</w:t>
+            </w:r>
+          </w:p>
+        </w:tc>
+      </w:tr>
+      <w:tr>
+        <w:tc>
+          <w:tcPr/>
+          <w:p>
+            <w:pPr>
+              <w:pStyle w:val="Compact"/>
+            </w:pPr>
+            <w:r>
+              <w:t xml:space="preserve">e2e P95</w:t>
+            </w:r>
+          </w:p>
+        </w:tc>
+        <w:tc>
+          <w:tcPr/>
+          <w:p>
+            <w:pPr>
+              <w:pStyle w:val="Compact"/>
+            </w:pPr>
+            <w:r>
+              <w:t xml:space="preserve">≤8 s</w:t>
+            </w:r>
+          </w:p>
+        </w:tc>
+        <w:tc>
+          <w:tcPr/>
+          <w:p>
+            <w:pPr>
+              <w:pStyle w:val="Compact"/>
+            </w:pPr>
+            <w:r>
+              <w:t xml:space="preserve">—</w:t>
+            </w:r>
+          </w:p>
+        </w:tc>
+        <w:tc>
+          <w:tcPr/>
+          <w:p>
+            <w:pPr>
+              <w:pStyle w:val="Compact"/>
+            </w:pPr>
+            <w:r>
+              <w:t xml:space="preserve">10.80 s (media 6.06 · p50 5.27; n=12)</w:t>
+            </w:r>
+          </w:p>
+        </w:tc>
+        <w:tc>
+          <w:tcPr/>
+          <w:p>
+            <w:pPr>
+              <w:pStyle w:val="Compact"/>
+            </w:pPr>
+            <w:r>
+              <w:t xml:space="preserve">⚠️ cola</w:t>
+            </w:r>
+          </w:p>
+        </w:tc>
+      </w:tr>
+    </w:tbl>
+    <w:p>
+      <w:pPr>
+        <w:pStyle w:val="BodyText"/>
+      </w:pPr>
+      <w:r>
+        <w:t xml:space="preserve">Los</w:t>
+      </w:r>
+      <w:r>
+        <w:t xml:space="preserve"> </w:t>
+      </w:r>
+      <w:r>
+        <w:rPr>
+          <w:b/>
+          <w:bCs/>
+        </w:rPr>
+        <w:t xml:space="preserve">tres indicadores de generación cumplen sobre GPU</w:t>
+      </w:r>
+      <w:r>
+        <w:t xml:space="preserve"> </w:t>
+      </w:r>
+      <w:r>
+        <w:t xml:space="preserve">(el incumplimiento sobre CPU era de hardware, no del pipeline). El e2e típico (mediana ~5.3 s) está dentro del umbral; el P95 (10.8 s) excede solo en la cola con muestra pequeña (n=12, limitada por rate limit) → muestra ampliada = medición complementaria.</w:t>
+      </w:r>
+      <w:r>
+        <w:t xml:space="preserve"> </w:t>
+      </w:r>
+      <w:r>
+        <w:rPr>
+          <w:b/>
+          <w:bCs/>
+        </w:rPr>
+        <w:t xml:space="preserve">Disponibilidad</w:t>
+      </w:r>
+      <w:r>
+        <w:t xml:space="preserve"> </w:t>
+      </w:r>
+      <w:r>
+        <w:t xml:space="preserve">(healthchecks, restart-policy, backup, poller) y</w:t>
+      </w:r>
+      <w:r>
+        <w:t xml:space="preserve"> </w:t>
+      </w:r>
+      <w:r>
+        <w:rPr>
+          <w:b/>
+          <w:bCs/>
+        </w:rPr>
+        <w:t xml:space="preserve">trazabilidad</w:t>
+      </w:r>
+      <w:r>
+        <w:t xml:space="preserve"> </w:t>
+      </w:r>
+      <w:r>
+        <w:t xml:space="preserve">(cobertura RF 1.0,</w:t>
+      </w:r>
+      <w:r>
+        <w:t xml:space="preserve"> </w:t>
+      </w:r>
+      <w:r>
+        <w:rPr>
+          <w:rStyle w:val="VerbatimChar"/>
+        </w:rPr>
+        <w:t xml:space="preserve">context_precision</w:t>
+      </w:r>
+      <w:r>
+        <w:t xml:space="preserve"> </w:t>
+      </w:r>
+      <w:r>
+        <w:t xml:space="preserve">0.876) se cumplen.</w:t>
       </w:r>
       <w:r>
         <w:t xml:space="preserve"> </w:t>
@@ -1333,55 +1743,13 @@
           <w:i/>
           <w:iCs/>
         </w:rPr>
-        <w:t xml:space="preserve">Nota de límite:</w:t>
-      </w:r>
-      <w:r>
-        <w:t xml:space="preserve"> </w:t>
-      </w:r>
-      <w:r>
-        <w:t xml:space="preserve">la VM es</w:t>
-      </w:r>
-      <w:r>
-        <w:t xml:space="preserve"> </w:t>
-      </w:r>
-      <w:r>
-        <w:rPr>
-          <w:b/>
-          <w:bCs/>
-        </w:rPr>
-        <w:t xml:space="preserve">CPU-only</w:t>
-      </w:r>
-      <w:r>
-        <w:t xml:space="preserve"> </w:t>
-      </w:r>
-      <w:r>
-        <w:t xml:space="preserve">(sin GPU); los umbrales de TTFT/ITL/e2e fueron calibrados para hardware con GPU. El rendimiento bajo CPU es una</w:t>
-      </w:r>
-      <w:r>
-        <w:t xml:space="preserve"> </w:t>
-      </w:r>
-      <w:r>
-        <w:rPr>
-          <w:b/>
-          <w:bCs/>
-        </w:rPr>
-        <w:t xml:space="preserve">limitación documentada</w:t>
-      </w:r>
-      <w:r>
-        <w:t xml:space="preserve">; la mejora vía instancia con GPU es</w:t>
-      </w:r>
-      <w:r>
-        <w:t xml:space="preserve"> </w:t>
-      </w:r>
-      <w:r>
-        <w:rPr>
-          <w:b/>
-          <w:bCs/>
-        </w:rPr>
-        <w:t xml:space="preserve">trabajo futuro</w:t>
-      </w:r>
-      <w:r>
-        <w:t xml:space="preserve">. Disponibilidad y trazabilidad se cumplen.</w:t>
+        <w:t xml:space="preserve">Nota:</w:t>
+      </w:r>
+      <w:r>
+        <w:t xml:space="preserve"> </w:t>
+      </w:r>
+      <w:r>
+        <w:t xml:space="preserve">la GPU es la configuración recomendada de producción; el piloto sobre CPU es funcional para uso esporádico (1 usuario) con latencia mayor documentada.</w:t>
       </w:r>
     </w:p>
     <w:bookmarkEnd w:id="12"/>
@@ -2059,7 +2427,7 @@
         <w:t xml:space="preserve">OE1, OE2, OE4</w:t>
       </w:r>
       <w:r>
-        <w:t xml:space="preserve">) y despliegue operativo (</w:t>
+        <w:t xml:space="preserve">) y despliegue operativo con rendimiento de generación verificado sobre GPU (</w:t>
       </w:r>
       <w:r>
         <w:rPr>
@@ -2069,7 +2437,7 @@
         <w:t xml:space="preserve">OE3</w:t>
       </w:r>
       <w:r>
-        <w:t xml:space="preserve">, con límite de hardware CPU documentado). Queda</w:t>
+        <w:t xml:space="preserve">; e2e P95 con muestra ampliada = medición complementaria). Queda</w:t>
       </w:r>
       <w:r>
         <w:t xml:space="preserve"> </w:t>
